--- a/docx/05_Audit_Webdav_HDS.docx
+++ b/docx/05_Audit_Webdav_HDS.docx
@@ -148,7 +148,19 @@
         <w:t xml:space="preserve"> </w:t>
       </w:r>
       <w:r>
-        <w:t xml:space="preserve">Hosteur (S3 certifié HDS, datacenters souverains en France).</w:t>
+        <w:t xml:space="preserve">Scaleway (S3 Object Storage certifié HDS, région Paris</w:t>
+      </w:r>
+      <w:r>
+        <w:t xml:space="preserve"> </w:t>
+      </w:r>
+      <w:r>
+        <w:rPr>
+          <w:rStyle w:val="VerbatimChar"/>
+        </w:rPr>
+        <w:t xml:space="preserve">fr-par</w:t>
+      </w:r>
+      <w:r>
+        <w:t xml:space="preserve">, datacenters souverains en France).</w:t>
       </w:r>
     </w:p>
     <w:p>
